--- a/Rnnn-Ebc/R305-1Do.docx
+++ b/Rnnn-Ebc/R305-1Do.docx
@@ -67,14 +67,37 @@
           <w:rFonts w:ascii="Gentium" w:hAnsi="Gentium" w:cs="Gentium"/>
           <w:color w:val="auto"/>
         </w:rPr>
-        <w:t xml:space="preserve"> included in the Broad Canon of the Ethiopic Orthodox Tewahedo Church but it is extremely similar – and scholars now generally agree that is most probably the source of that book (or, at least, that the two books have a common source). Some additions have been made to the original translation, following Michael Mikhail’s publication, which are shown in </w:t>
-      </w:r>
-      <w:r>
-        <w:rPr>
-          <w:rFonts w:ascii="Gentium" w:hAnsi="Gentium" w:cs="Gentium"/>
-          <w:color w:val="127622"/>
-        </w:rPr>
-        <w:t>green text</w:t>
+        <w:t xml:space="preserve"> included in the Broad Canon of the Ethiopic Orthodox Tewahedo Church but it is extremely similar – and scholars now generally agree that is most probably the source of that book (or, at least, that the two books have a common source). Some additions have been made to the original translation, following </w:t>
+      </w:r>
+      <w:hyperlink r:id="rId5" w:tooltip="Link to Mikhail's Kindle" w:history="1">
+        <w:r>
+          <w:rPr>
+            <w:rStyle w:val="Hyperlink"/>
+            <w:rFonts w:ascii="Gentium" w:hAnsi="Gentium" w:cs="Gentium"/>
+          </w:rPr>
+          <w:t>Michael Mikhail’s Kindle version</w:t>
+        </w:r>
+      </w:hyperlink>
+      <w:r>
+        <w:rPr>
+          <w:rFonts w:ascii="Gentium" w:hAnsi="Gentium" w:cs="Gentium"/>
+          <w:color w:val="auto"/>
+        </w:rPr>
+        <w:t xml:space="preserve">, which are shown in </w:t>
+      </w:r>
+      <w:r>
+        <w:rPr>
+          <w:rFonts w:ascii="Gentium" w:hAnsi="Gentium" w:cs="Gentium"/>
+          <w:color w:val="E97132" w:themeColor="accent2"/>
+        </w:rPr>
+        <w:t>orange</w:t>
+      </w:r>
+      <w:r>
+        <w:rPr>
+          <w:rFonts w:ascii="Gentium" w:hAnsi="Gentium" w:cs="Gentium"/>
+          <w:color w:val="E97132" w:themeColor="accent2"/>
+        </w:rPr>
+        <w:t xml:space="preserve"> text</w:t>
       </w:r>
       <w:r>
         <w:rPr>
@@ -660,7 +683,7 @@
           <w:rFonts w:ascii="Gentium" w:hAnsi="Gentium" w:cs="Gentium"/>
           <w:color w:val="000000"/>
         </w:rPr>
-        <w:t xml:space="preserve">But the time shall come when some of them will deny me, and will stir up confusions in the earth, and put their trust in a corruptible king. But they who in my name endure to the end shall be saved. Then they shall ordain commandments for men, [commandments] unlike the book of commandments in which the Father is well pleased; and my elect and my holy ones shall be rejected by them, and called among them, as it were, the polluted. Yet these are the upright ones, pure, sad, merciful, quiet, kind, always knowing him who is among them at all times, and they shall be called mad for my sake, who have saved them. It shall come to pass also in those days that my Father shall gather together out of that generation the pure ones, even the pure and faithful souls, those to whom I will appear, and with whom I will make my habitation, and I will send to them the understanding of knowledge and of truth, and the understanding of holiness, and they shall not cease praising and giving thanks to their God, my Father who sent me; and they shall speak the truth at all times, and they shall teach [others] whose spirit they have tried [and have found] that they are upright and worthy, as for the Kingdom, and shall instruct them in knowledge and strength and </w:t>
+        <w:t xml:space="preserve">But the time shall come when some of them will deny me, and will stir up confusions in the earth, and put their trust in a corruptible king. But they who in my name endure to the end shall be saved. Then they shall ordain commandments for men, [commandments] unlike the book of commandments in which the Father is well pleased; and my elect and my holy ones shall be rejected by them, and called among them, as it were, the polluted. Yet these are the upright ones, pure, sad, merciful, quiet, kind, always knowing him who is among them at all times, and they shall be called mad for my sake, who have saved them. It shall come to pass also in those days that my Father shall gather together out of that generation the pure ones, even the pure and faithful souls, those to whom I will appear, and with whom I will make my habitation, and I will send to them the understanding of knowledge and of truth, and the understanding of holiness, and they shall not cease praising and giving thanks to their God, my Father who sent me; and they shall speak the truth at all times, and they shall teach [others] whose spirit they have tried [and have found] that they are upright and worthy, as for the Kingdom, and shall instruct them in knowledge and strength and prudence. </w:t>
       </w:r>
       <w:r>
         <w:rPr>
@@ -668,7 +691,7 @@
           <w:color w:val="000000"/>
         </w:rPr>
         <w:lastRenderedPageBreak/>
-        <w:t>prudence. And those who suffer persecution because they live in piety shall receive the reward of their praise. And it shall be in those times that all the kingdoms shall be disturbed, and all the world also [shall see] affliction and want; and all this world shall be reputed as nothing; and all its possessions shall be destroyed by many [destroyers], and there shall be great scarcity of crops, and the winter shall be very severe; and the princes shall be few in number and small, who have rule over gold and over silver, and are rich in all those things which are in this world; and the children of this world shall hold their storerooms and barns, and shall have rule over the markets of buying and selling. Many shall be afflicted, and on that account shall call upon their God that they may be delivered. Blessed are they who are not [alive] at that time; and [blessed] they [also] who shall be [alive indeed] but [shall] endure. For, when these things shall come to pass, then soon she that travails is near to bring forth; for, the time is fulfilled.</w:t>
+        <w:t>And those who suffer persecution because they live in piety shall receive the reward of their praise. And it shall be in those times that all the kingdoms shall be disturbed, and all the world also [shall see] affliction and want; and all this world shall be reputed as nothing; and all its possessions shall be destroyed by many [destroyers], and there shall be great scarcity of crops, and the winter shall be very severe; and the princes shall be few in number and small, who have rule over gold and over silver, and are rich in all those things which are in this world; and the children of this world shall hold their storerooms and barns, and shall have rule over the markets of buying and selling. Many shall be afflicted, and on that account shall call upon their God that they may be delivered. Blessed are they who are not [alive] at that time; and [blessed] they [also] who shall be [alive indeed] but [shall] endure. For, when these things shall come to pass, then soon she that travails is near to bring forth; for, the time is fulfilled.</w:t>
       </w:r>
     </w:p>
     <w:p>
@@ -788,7 +811,21 @@
           <w:rFonts w:ascii="Gentium" w:hAnsi="Gentium" w:cs="Gentium"/>
           <w:color w:val="000000"/>
         </w:rPr>
-        <w:t>And these are the signs of him: his head [is] as a fiery flame: his right eye shot with blood, his left [eye] blue-black, and he hath two pupils. His eyelashes are white; and his lower lip is large; but his right thigh slender; his feet broad; his great toe is bruised and flat. This is the sickle of desolation.</w:t>
+        <w:t>And these are the signs of him: his head [is] as a fiery flame: his right eye shot with blood, his left [eye] blue-black, and he ha</w:t>
+      </w:r>
+      <w:r>
+        <w:rPr>
+          <w:rFonts w:ascii="Gentium" w:hAnsi="Gentium" w:cs="Gentium"/>
+          <w:color w:val="000000"/>
+        </w:rPr>
+        <w:t>s</w:t>
+      </w:r>
+      <w:r>
+        <w:rPr>
+          <w:rFonts w:ascii="Gentium" w:hAnsi="Gentium" w:cs="Gentium"/>
+          <w:color w:val="000000"/>
+        </w:rPr>
+        <w:t xml:space="preserve"> two pupils. His eyelashes are white; and his lower lip is large; but his right thigh slender; his feet broad; his great toe is bruised and flat. This is the sickle of desolation.</w:t>
       </w:r>
     </w:p>
     <w:p>
@@ -1676,7 +1713,35 @@
           <w:rFonts w:ascii="Gentium" w:hAnsi="Gentium" w:cs="Gentium"/>
           <w:color w:val="000000"/>
         </w:rPr>
-        <w:t xml:space="preserve">After [that], let the bishops lay hands on him, saying, “We lay hands on the servant of God, who has been chosen in the Spirit, for the true and pious disposing of the Church, which alone hath the principality, and which is not dissolved, of the invisible [and] living God, and for the </w:t>
+        <w:t xml:space="preserve">After [that], let the bishops lay hands on him, saying, “We lay hands on the servant of God, who has been chosen in the </w:t>
+      </w:r>
+      <w:r>
+        <w:rPr>
+          <w:rFonts w:ascii="Gentium" w:hAnsi="Gentium" w:cs="Gentium"/>
+          <w:color w:val="000000"/>
+        </w:rPr>
+        <w:t>s</w:t>
+      </w:r>
+      <w:r>
+        <w:rPr>
+          <w:rFonts w:ascii="Gentium" w:hAnsi="Gentium" w:cs="Gentium"/>
+          <w:color w:val="000000"/>
+        </w:rPr>
+        <w:t>pirit, for the true and pious disposing of the Church, which alone ha</w:t>
+      </w:r>
+      <w:r>
+        <w:rPr>
+          <w:rFonts w:ascii="Gentium" w:hAnsi="Gentium" w:cs="Gentium"/>
+          <w:color w:val="000000"/>
+        </w:rPr>
+        <w:t>s</w:t>
+      </w:r>
+      <w:r>
+        <w:rPr>
+          <w:rFonts w:ascii="Gentium" w:hAnsi="Gentium" w:cs="Gentium"/>
+          <w:color w:val="000000"/>
+        </w:rPr>
+        <w:t xml:space="preserve"> the principality, and which is not dissolved, of the invisible [and] living God, and for the </w:t>
       </w:r>
       <w:r>
         <w:rPr>
@@ -1828,7 +1893,21 @@
           <w:rFonts w:ascii="Gentium" w:hAnsi="Gentium" w:cs="Gentium"/>
           <w:color w:val="000000"/>
         </w:rPr>
-        <w:t>But in no way let him eat meat, not because if he tastes or eats [meat] he is to be blamed, but because when he loves infirmity these strong meats are not fitting, and in order that he may watch. Let the offering only be on Saturday, or on the first day of the week, and on a fast day. On the eve, let him instruct and teach these things in the manner of a mystery to those whom he hath tested as having ears to hear. But, if he is sick in body, let him quickly take care to heal himself, feeding on fish, and constantly [taking] a little wine of the holy thing, that the Church may not also come to an end because he is lying sick; but [that] those who learn may receive joy. But, when teaching in the Church, let him speak thus carefully, as a man who knows that he is speaking for a testimony the doctrine of all the ministry of the Father of all, that [doctrine] which is accurately written. Let him say all these things – all those that he accurately knows and remembers of old. For, if he knows what he says, he may have hope that his hearers also [will] have known these things. And, with all his labour, let him beseech the Lord, so that his word may bring forth the fruits of the Holy Spirit in them that hear.</w:t>
+        <w:t>But in no way let him eat meat, not because if he tastes or eats [meat] he is to be blamed, but because when he loves infirmity these strong meats are not fitting, and in order that he may watch. Let the offering only be on Saturday, or on the first day of the week, and on a fast day. On the eve, let him instruct and teach these things in the manner of a mystery to those whom he ha</w:t>
+      </w:r>
+      <w:r>
+        <w:rPr>
+          <w:rFonts w:ascii="Gentium" w:hAnsi="Gentium" w:cs="Gentium"/>
+          <w:color w:val="000000"/>
+        </w:rPr>
+        <w:t>s</w:t>
+      </w:r>
+      <w:r>
+        <w:rPr>
+          <w:rFonts w:ascii="Gentium" w:hAnsi="Gentium" w:cs="Gentium"/>
+          <w:color w:val="000000"/>
+        </w:rPr>
+        <w:t xml:space="preserve"> tested as having ears to hear. But, if he is sick in body, let him quickly take care to heal himself, feeding on fish, and constantly [taking] a little wine of the holy thing, that the Church may not also come to an end because he is lying sick; but [that] those who learn may receive joy. But, when teaching in the Church, let him speak thus carefully, as a man who knows that he is speaking for a testimony the doctrine of all the ministry of the Father of all, that [doctrine] which is accurately written. Let him say all these things – all those that he accurately knows and remembers of old. For, if he knows what he says, he may have hope that his hearers also [will] have known these things. And, with all his labour, let him beseech the Lord, so that his word may bring forth the fruits of the Holy Spirit in them that hear.</w:t>
       </w:r>
     </w:p>
     <w:p>
@@ -1916,7 +1995,7 @@
           <w:rFonts w:ascii="Gentium" w:hAnsi="Gentium" w:cs="Gentium"/>
           <w:color w:val="000000"/>
         </w:rPr>
-        <w:t>Because that the ancient people erred, when he offers let the veil in front of the door be closed, and within it let him offer with the presbyters and deacons and the canonical widows, and subdeacons and deaconesses and readers [and] those who have gifts. But let the bishop stand first in the middle, and the presbyters immediately behind him on either side, and the widows immediately behind the presbyters on the left side, and the deacons also behind the presbyters on the right-hand side; the readers behind them, and the subdeacons behind the readers, and the deaconesses behind the subdeacons.</w:t>
+        <w:t>Because the ancient people erred, when he offers let the veil in front of the door be closed, and within it let him offer with the presbyters and deacons and the canonical widows, and subdeacons and deaconesses and readers [and] those who have gifts. But let the bishop stand first in the middle, and the presbyters immediately behind him on either side, and the widows immediately behind the presbyters on the left side, and the deacons also behind the presbyters on the right-hand side; the readers behind them, and the subdeacons behind the readers, and the deaconesses behind the subdeacons.</w:t>
       </w:r>
     </w:p>
     <w:p>
@@ -2001,7 +2080,35 @@
           <w:rFonts w:ascii="Gentium" w:hAnsi="Gentium" w:cs="Gentium"/>
           <w:color w:val="000000"/>
         </w:rPr>
-        <w:t>“[Lift up] your hearts to heaven. If any man has wrath against his companion, let him be reconciled. If any man has a conscience without faith, let him confess [it]. If any man has a thought foreign to the commandments, let him depart. If any man has fallen into sin, let him not hide himself: he may not hide himself. If any man has a disordered reason, let him not draw near. If any man is defiled, if any man is not firm, let him give place. If any man is a stranger to the commandments of Jesus, let him depart. If any man despises the prophets, let him separate himself: from the wrath of the only begotten let him deliver himself. Let us not despise the cross. Let us flee from threatening. We have our Lord as onlooker, the Father of Lights with the Son, [and] the angels who visit [us]. See to yourselves that you are not in anger against your neighbours. See that no man is in wrath: God sees. [Lift] up your hearts to offer for the salvation of life and of holiness. In the wisdom of God let us receive the grace which hath been bestowed upon us.”</w:t>
+        <w:t xml:space="preserve">“[Lift up] your hearts to heaven. If any man has wrath against his companion, let him be reconciled. If any man has a conscience without faith, let him confess [it]. If any man has a thought foreign to the commandments, let him depart. If any man has fallen into sin, let him not hide himself: he may not hide himself. If any man has a disordered reason, let him not draw near. If any man is defiled, if any man is not firm, let him give place. If any man is a stranger to the commandments of Jesus, let him depart. If any man despises the prophets, let him separate himself: from the wrath of the only begotten let him deliver himself. Let us not despise the cross. Let us flee from threatening. We have our Lord as onlooker, the Father of Lights with the Son, [and] the angels who visit [us]. See to yourselves that you are not in anger against your neighbours. See that no man is in wrath: God sees. [Lift] up your hearts to offer for the salvation of life and of holiness. In the wisdom of God let us receive the grace </w:t>
+      </w:r>
+      <w:r>
+        <w:rPr>
+          <w:rFonts w:ascii="Gentium" w:hAnsi="Gentium" w:cs="Gentium"/>
+          <w:color w:val="000000"/>
+        </w:rPr>
+        <w:t>that</w:t>
+      </w:r>
+      <w:r>
+        <w:rPr>
+          <w:rFonts w:ascii="Gentium" w:hAnsi="Gentium" w:cs="Gentium"/>
+          <w:color w:val="000000"/>
+        </w:rPr>
+        <w:t xml:space="preserve"> ha</w:t>
+      </w:r>
+      <w:r>
+        <w:rPr>
+          <w:rFonts w:ascii="Gentium" w:hAnsi="Gentium" w:cs="Gentium"/>
+          <w:color w:val="000000"/>
+        </w:rPr>
+        <w:t>s</w:t>
+      </w:r>
+      <w:r>
+        <w:rPr>
+          <w:rFonts w:ascii="Gentium" w:hAnsi="Gentium" w:cs="Gentium"/>
+          <w:color w:val="000000"/>
+        </w:rPr>
+        <w:t xml:space="preserve"> been bestowed on us.”</w:t>
       </w:r>
     </w:p>
     <w:p>
@@ -2495,7 +2602,21 @@
           <w:rFonts w:ascii="Gentium" w:hAnsi="Gentium" w:cs="Gentium"/>
           <w:color w:val="000000"/>
         </w:rPr>
-        <w:t>Let the bishop say: “Send your grace of the Spirit upon us.”</w:t>
+        <w:t xml:space="preserve">Let the bishop say: “Send your grace of the </w:t>
+      </w:r>
+      <w:r>
+        <w:rPr>
+          <w:rFonts w:ascii="Gentium" w:hAnsi="Gentium" w:cs="Gentium"/>
+          <w:color w:val="000000"/>
+        </w:rPr>
+        <w:t>s</w:t>
+      </w:r>
+      <w:r>
+        <w:rPr>
+          <w:rFonts w:ascii="Gentium" w:hAnsi="Gentium" w:cs="Gentium"/>
+          <w:color w:val="000000"/>
+        </w:rPr>
+        <w:t>pirit upon us.”</w:t>
       </w:r>
     </w:p>
     <w:p>
@@ -2607,7 +2728,7 @@
           <w:rFonts w:ascii="Gentium" w:hAnsi="Gentium" w:cs="Gentium"/>
           <w:color w:val="000000"/>
         </w:rPr>
-        <w:t xml:space="preserve">After that, let the bishop [say]: “Lord, giver of light eternal, the helmsman of souls, the guide of saints; give us understanding eyes which always look to you, and ears which hear you only, so that our soul may be filled with grace. Create in us a clean heart, God; so that we may always comprehend your greatness. O God, wonderful, who loves man, make our souls better, and, by this Eucharist that we, your servants, </w:t>
+        <w:t xml:space="preserve">After that, let the bishop [say]: “Lord, giver of light eternal, the helmsman of souls, the guide of saints; give us understanding eyes which always look to you, and ears which hear you only, so that our soul may be filled with grace. Create in us a clean heart, God; so that we may always comprehend your greatness. O God, wonderful, who loves man, make our souls better, and, by this Eucharist that we, your servants, who fail in </w:t>
       </w:r>
       <w:r>
         <w:rPr>
@@ -2615,7 +2736,7 @@
           <w:color w:val="000000"/>
         </w:rPr>
         <w:lastRenderedPageBreak/>
-        <w:t>who fail in much, have [now] received, form our thoughts so that they shall not swerve: for, your Kingdom is blessed, Lord God, [who are] glorified and praised in Father and in Son and in Holy Ghost, both before the worlds, and now, and always, and for the ages and forever and ever without end.”</w:t>
+        <w:t>much, have [now] received, form our thoughts so that they shall not swerve: for, your Kingdom is blessed, Lord God, [who are] glorified and praised in Father and in Son and in Holy Ghost, both before the worlds, and now, and always, and for the ages and forever and ever without end.”</w:t>
       </w:r>
     </w:p>
     <w:p>
@@ -2702,7 +2823,35 @@
           <w:rFonts w:ascii="Gentium" w:hAnsi="Gentium" w:cs="Gentium"/>
           <w:color w:val="000000"/>
         </w:rPr>
-        <w:t>“Lord God, who has bestowed upon us the Spirit, the Paraclete, the Lord, the saving and unshaken name, which is hidden from the foolish but revealed to the wise; Christ, who sanctified us, and by your mercies makes the servants whom you choose wise with the wisdom that is yours, who sent the knowledge of your spirit to us sinners by the holiness that is yours, bestowing on us the power of the spirit; who are the healer of every sickness and of every suffering; who gave the gift of healing to those who were counted worthy of this by your; send on this oil, which is the type of your fatness, the delivering [power] of your good compassion, that it may deliver those who labour and heal those who are sick, and sanctify those who return, when they approach to your faith; for, you are mighty and [to be] praised forever and ever.”</w:t>
+        <w:t xml:space="preserve">“Lord God, who has bestowed upon us the </w:t>
+      </w:r>
+      <w:r>
+        <w:rPr>
+          <w:rFonts w:ascii="Gentium" w:hAnsi="Gentium" w:cs="Gentium"/>
+          <w:color w:val="000000"/>
+        </w:rPr>
+        <w:t>s</w:t>
+      </w:r>
+      <w:r>
+        <w:rPr>
+          <w:rFonts w:ascii="Gentium" w:hAnsi="Gentium" w:cs="Gentium"/>
+          <w:color w:val="000000"/>
+        </w:rPr>
+        <w:t xml:space="preserve">pirit, the </w:t>
+      </w:r>
+      <w:r>
+        <w:rPr>
+          <w:rFonts w:ascii="Gentium" w:hAnsi="Gentium" w:cs="Gentium"/>
+          <w:color w:val="000000"/>
+        </w:rPr>
+        <w:t>p</w:t>
+      </w:r>
+      <w:r>
+        <w:rPr>
+          <w:rFonts w:ascii="Gentium" w:hAnsi="Gentium" w:cs="Gentium"/>
+          <w:color w:val="000000"/>
+        </w:rPr>
+        <w:t>araclete, the Lord, the saving and unshaken name, which is hidden from the foolish but revealed to the wise; Christ, who sanctified us, and by your mercies makes the servants whom you choose wise with the wisdom that is yours, who sent the knowledge of your spirit to us sinners by the holiness that is yours, bestowing on us the power of the spirit; who are the healer of every sickness and of every suffering; who gave the gift of healing to those who were counted worthy of this by your; send on this oil, which is the type of your fatness, the delivering [power] of your good compassion, that it may deliver those who labour and heal those who are sick, and sanctify those who return, when they approach to your faith; for, you are mighty and [to be] praised forever and ever.”</w:t>
       </w:r>
     </w:p>
     <w:p>
@@ -2854,7 +3003,7 @@
           <w:rFonts w:ascii="Gentium" w:hAnsi="Gentium" w:cs="Gentium"/>
           <w:color w:val="000000"/>
         </w:rPr>
-        <w:t xml:space="preserve">The bishop: “It is meet and right that we should praise and laud and give thanks to you, who made all, ineffable God. Stretching forth our souls upward, we raise to you, O Lord, a hymn of praise for the morning; to you who are all wise, powerful, great in mercies, God, the confirmer and raiser-up of our souls; we praise you, the Word who before the worlds was begotten of the Father, and rests alone with your saints, who are praised with the hymns of the archangels; you, the Maker, who was not made with hands, and who makes known holy things that are </w:t>
+        <w:t xml:space="preserve">The bishop: “It is meet and right that we should praise and laud and give thanks to you, who made all, ineffable God. Stretching forth our souls upward, we raise to you, O Lord, a hymn of praise for the morning; to you who are all wise, powerful, great in mercies, God, the confirmer and raiser-up of our souls; we praise you, the Word who before the worlds was begotten of the Father, and rests alone with your saints, who are praised with the hymns of the archangels; you, the Maker, who was not made with hands, and who makes known holy things that are invisible, </w:t>
       </w:r>
       <w:r>
         <w:rPr>
@@ -2862,7 +3011,7 @@
           <w:color w:val="000000"/>
         </w:rPr>
         <w:lastRenderedPageBreak/>
-        <w:t>invisible, pure, and spotless; you who have made known to us the hidden mysteries of wisdom, and promised to us immortal light; we lift up praise to you in pure holiness, we your servants, Lord.”</w:t>
+        <w:t>pure, and spotless; you who have made known to us the hidden mysteries of wisdom, and promised to us immortal light; we lift up praise to you in pure holiness, we your servants, Lord.”</w:t>
       </w:r>
     </w:p>
     <w:p>
@@ -3116,21 +3265,21 @@
           <w:rFonts w:ascii="Gentium" w:hAnsi="Gentium" w:cs="Gentium"/>
           <w:color w:val="000000"/>
         </w:rPr>
+        <w:t>The people: “We praise you; we bless you; we give thanks to you, Lord; we beseech you, our Lord.”</w:t>
+      </w:r>
+    </w:p>
+    <w:p>
+      <w:pPr>
+        <w:shd w:val="clear" w:color="auto" w:fill="FFFFFF"/>
+        <w:spacing w:before="120"/>
+        <w:jc w:val="both"/>
+      </w:pPr>
+      <w:r>
+        <w:rPr>
+          <w:rFonts w:ascii="Gentium" w:hAnsi="Gentium" w:cs="Gentium"/>
+          <w:color w:val="000000"/>
+        </w:rPr>
         <w:lastRenderedPageBreak/>
-        <w:t>The people: “We praise you; we bless you; we give thanks to you, Lord; we beseech you, our Lord.”</w:t>
-      </w:r>
-    </w:p>
-    <w:p>
-      <w:pPr>
-        <w:shd w:val="clear" w:color="auto" w:fill="FFFFFF"/>
-        <w:spacing w:before="120"/>
-        <w:jc w:val="both"/>
-      </w:pPr>
-      <w:r>
-        <w:rPr>
-          <w:rFonts w:ascii="Gentium" w:hAnsi="Gentium" w:cs="Gentium"/>
-          <w:color w:val="000000"/>
-        </w:rPr>
         <w:t>The Priest: “We sing, Holy Lord, this threefold hymn of praise to you, who gave us a faith in you which that be loosed, whereby you made us to conquer the bonds of death; who created upright minds in them that trust in you, that they might be Gods; who by the spirit gave to us to tread underfoot all the power of the enemy that we may not profane those things that may not be profaned; who, by your mediation, has made friendship for us with your Father. Answer us, your servants, Lord, [you] whom without ceasing we entreat, who at our supplication gives [us] power against the adversary; whom always we ask, as [it were], for the overthrow of the evil one; hear us, King Eternal; comfort the widows, help the orphans; pity and cleanse those who are possessed with unclean spirits, give wisdom to the unwise; convert those who go astray; deliver those who are in prison; guard us all; for, you, Lord, are our God; blessed and glorious is your Kingdom.”</w:t>
       </w:r>
     </w:p>
@@ -3217,13 +3366,13 @@
         <w:jc w:val="both"/>
         <w:rPr>
           <w:rFonts w:ascii="Gentium" w:hAnsi="Gentium"/>
-          <w:color w:val="127622"/>
+          <w:color w:val="E97132" w:themeColor="accent2"/>
         </w:rPr>
       </w:pPr>
       <w:r>
         <w:rPr>
           <w:rFonts w:ascii="Gentium" w:hAnsi="Gentium"/>
-          <w:color w:val="127622"/>
+          <w:color w:val="E97132" w:themeColor="accent2"/>
         </w:rPr>
         <w:t>After this, let the prayer be completed, and let the reader then read the prophets and the rest; let the presbyter or deacon read the Gospel; and then let the bishop or presbyter teach those things that are convenient and profitable. After that, let there be a prayer, and let the catechumens receive a laying on of the hand.</w:t>
       </w:r>
@@ -3301,7 +3450,7 @@
           <w:rFonts w:ascii="Gentium" w:hAnsi="Gentium" w:cs="Gentium"/>
           <w:color w:val="000000"/>
         </w:rPr>
-        <w:t xml:space="preserve">“[We confess] him who is pre-existent, and was present, and is, and comes; who suffered and was buried, and rose, and was glorified by the Father; who loosed our cords from death, who rose from the dead; who is not only man but therewith also God; who by the Holy Ghost restored the flesh of Adam with [his] soul to immortality, because he preserved Adam by the spirit; who clothed himself with dead Adam and made him to live; who ascended into heaven; under whom, after the cross, death fell, and was conquered, when its bonds, whereby the devil sometimes waxed strong and prevailed against us, were dissolved; [and] through whose passion [death] was manifested useless and weak when [Jesus] cut his cords and his power, when his snares were cut, and he struck him on his face, [even death] who was filled with darkness and was shaken, and feared, beholding the only begotten Son; who in his [human] soul descended in the Godhead into Sheol; who descended from the pure heights above the heavens; him [we confess] the indivisible thought who is from the Father, and [is] of one will with him; him </w:t>
+        <w:t xml:space="preserve">“[We confess] him who is pre-existent, and was present, and is, and comes; who suffered and was buried, and rose, and was glorified by the Father; who loosed our cords from death, who rose from the dead; who is not only man but therewith also God; who by the Holy Ghost restored the flesh of Adam with [his] soul to immortality, because he preserved Adam by the spirit; who clothed himself with dead Adam and made him to live; who ascended into heaven; under whom, after the cross, death fell, and was conquered, when its bonds, whereby the devil sometimes waxed strong and prevailed against us, were dissolved; [and] through whose passion [death] was manifested useless and weak when [Jesus] cut his cords and his power, when his snares were cut, and he struck him on his face, [even death] who was filled with darkness and was shaken, and feared, beholding the only begotten Son; who in his [human] soul descended in the Godhead into Sheol; who descended from the pure heights above the heavens; him [we confess] the indivisible thought who is from the Father, and [is] of one will with him; him the Maker, with his Father, of heaven; who is the angels’ crown, the archangels’ strength, the raiment of the hosts and the spirit of the Dominions; him, the </w:t>
       </w:r>
       <w:r>
         <w:rPr>
@@ -3309,7 +3458,7 @@
           <w:color w:val="000000"/>
         </w:rPr>
         <w:lastRenderedPageBreak/>
-        <w:t>the Maker, with his Father, of heaven; who is the angels’ crown, the archangels’ strength, the raiment of the hosts and the spirit of the Dominions; him, the Ruler of the Everlasting Kingdom, and Prince of the Saints, the unfathomable intelligence of the Father; him who is the wisdom, the power, the Lord, the thought, intelligence, hand, arm of the Father.</w:t>
+        <w:t>Ruler of the Everlasting Kingdom, and Prince of the Saints, the unfathomable intelligence of the Father; him who is the wisdom, the power, the Lord, the thought, intelligence, hand, arm of the Father.</w:t>
       </w:r>
     </w:p>
     <w:p>
@@ -3393,7 +3542,7 @@
           <w:rFonts w:ascii="Gentium" w:hAnsi="Gentium" w:cs="Gentium"/>
           <w:color w:val="000000"/>
         </w:rPr>
-        <w:t xml:space="preserve">“Our Lord, when he taught us and appointed to us a covenant, and made us of [his] household, and came, after his passion, into Sheol, made captive all the earth – he who made the nature of death captive to life, and death when it saw him descending in his soul to Sheol, was </w:t>
+        <w:t xml:space="preserve">“Our Lord, when he taught us and appointed to us a covenant, and made us of [his] household, and came, after his passion, into Sheol, made captive all the earth – he who made the nature of death captive to life, and death when it saw him descending in his soul to Sheol, was deceived, and hoped that he was food for him, as was his custom. But when he saw in him the beauty of the Godhead, he cried out with [his] voice, saying, </w:t>
       </w:r>
       <w:r>
         <w:rPr>
@@ -3401,21 +3550,35 @@
           <w:color w:val="000000"/>
         </w:rPr>
         <w:lastRenderedPageBreak/>
-        <w:t>deceived, and hoped that he was food for him, as was his custom. But when he saw in him the beauty of the Godhead, he cried out with [his] voice, saying, “Who is this that has clothed himself with man who [was] under me, and has conquered me? Who is this that snatches from destruction flesh that was bound by me? Who is this that has clothed himself with earth but [himself] is heaven? Who is this that was born in corruptibility, but suffers no corruption? Who is this [that is] a stranger to my laws? Who is this that makes captive those that are mine? Who is this that strives with the power of burning death, and conquers darkness? What is this new glory which [is] in this vision that prevents me from doing the things that I would? Who is this new dead one without sin? Who is this that by the abundance of light extinguishes darkness, and does not allow me to have rule over those that are mine, but draws to heaven the souls that were given to me? What is this glory that prevents the body from being corruptible? Who is this whom I cannot touch? What is this glory unsearchable to its surroundings? Woe is me! I am put to flight by him and by those things that are his; for, I cannot injure them.”</w:t>
-      </w:r>
-    </w:p>
-    <w:p>
-      <w:pPr>
-        <w:shd w:val="clear" w:color="auto" w:fill="FFFFFF"/>
-        <w:spacing w:before="120"/>
-        <w:jc w:val="both"/>
-      </w:pPr>
-      <w:r>
-        <w:rPr>
-          <w:rFonts w:ascii="Gentium" w:hAnsi="Gentium" w:cs="Gentium"/>
-          <w:color w:val="000000"/>
-        </w:rPr>
-        <w:t>“He, being the Christ, who was crucified, by whom the [things] that were on the left hand were [placed] on the right hand, and those which were beneath [were] as those which [were] above, and those which [were] behind as those which [were] before, when he rose from the dead, and trod down Sheol, and by death slew death; after he rose on the third day he gave thanks to the Father, saying, “I give thanks to you, my Father, not with these lips that are fixed together, nor yet with a corporeal tongue through which truth and lying go out, nor with this created and material word; but I give thanks to you, the King, with that voice which through you understand all [things], which comes not by a bodily organ, which falls not on carnal ears, which is not in the world and is not left on earth, but with this voice, the Spirit who is in us, only speaking to you, Father, loving you, praising you, through whom also the whole choir of perfect saints call you beloved, [call] you Father, [call] you sustainer, [call] you helper; for, you are all, and all [are] in you; for, whatever is, is yours and not another’s, but is yours alone, who are forever and ever. Amen.</w:t>
+        <w:t>“Who is this that has clothed himself with man who [was] under me, and has conquered me? Who is this that snatches from destruction flesh that was bound by me? Who is this that has clothed himself with earth but [himself] is heaven? Who is this that was born in corruptibility, but suffers no corruption? Who is this [that is] a stranger to my laws? Who is this that makes captive those that are mine? Who is this that strives with the power of burning death, and conquers darkness? What is this new glory which [is] in this vision that prevents me from doing the things that I would? Who is this new dead one without sin? Who is this that by the abundance of light extinguishes darkness, and does not allow me to have rule over those that are mine, but draws to heaven the souls that were given to me? What is this glory that prevents the body from being corruptible? Who is this whom I cannot touch? What is this glory unsearchable to its surroundings? Woe is me! I am put to flight by him and by those things that are his; for, I cannot injure them.”</w:t>
+      </w:r>
+    </w:p>
+    <w:p>
+      <w:pPr>
+        <w:shd w:val="clear" w:color="auto" w:fill="FFFFFF"/>
+        <w:spacing w:before="120"/>
+        <w:jc w:val="both"/>
+      </w:pPr>
+      <w:r>
+        <w:rPr>
+          <w:rFonts w:ascii="Gentium" w:hAnsi="Gentium" w:cs="Gentium"/>
+          <w:color w:val="000000"/>
+        </w:rPr>
+        <w:t xml:space="preserve">“He, being the Christ, who was crucified, by whom the [things] that were on the left hand were [placed] on the right hand, and those which were beneath [were] as those which [were] above, and those which [were] behind as those which [were] before, when he rose from the dead, and trod down Sheol, and by death slew death; after he rose on the third day he gave thanks to the Father, saying, “I give thanks to you, my Father, not with these lips that are fixed together, nor yet with a corporeal tongue through which truth and lying go out, nor with this created and material word; but I give thanks to you, the King, with that voice which through you understand all [things], which comes not by a bodily organ, which falls not on carnal ears, which is not in the world and is not left on earth, but with this voice, the </w:t>
+      </w:r>
+      <w:r>
+        <w:rPr>
+          <w:rFonts w:ascii="Gentium" w:hAnsi="Gentium" w:cs="Gentium"/>
+          <w:color w:val="000000"/>
+        </w:rPr>
+        <w:t>s</w:t>
+      </w:r>
+      <w:r>
+        <w:rPr>
+          <w:rFonts w:ascii="Gentium" w:hAnsi="Gentium" w:cs="Gentium"/>
+          <w:color w:val="000000"/>
+        </w:rPr>
+        <w:t>pirit who is in us, only speaking to you, Father, loving you, praising you, through whom also the whole choir of perfect saints call you beloved, [call] you Father, [call] you sustainer, [call] you helper; for, you are all, and all [are] in you; for, whatever is, is yours and not another’s, but is yours alone, who are forever and ever. Amen.</w:t>
       </w:r>
     </w:p>
     <w:p>
@@ -3506,7 +3669,7 @@
           <w:rFonts w:ascii="Gentium" w:hAnsi="Gentium" w:cs="Gentium"/>
           <w:color w:val="000000"/>
         </w:rPr>
-        <w:t>Easter</w:t>
+        <w:t>Pascha</w:t>
       </w:r>
       <w:r>
         <w:rPr>
@@ -3803,7 +3966,21 @@
           <w:rFonts w:ascii="Gentium" w:hAnsi="Gentium" w:cs="Gentium"/>
           <w:color w:val="000000"/>
         </w:rPr>
-        <w:t>Let him not allow tares to grow in the good wheat, but let him take them away from it, and cut off, those who bring [them] into it. Let not darkness cover his light. Let him teach all the faithful at all times that they accomplish their course, as it were, in the day; because the children of light walk not in darkness. Let the teaching of the presbyter be fitting, and quiet and moderate, coupled with fear and trembling; and that of the bishop also in like manner. And in teaching let them not speak vain things; but let him say such things as the hearers when they hear may keep [in memory]. Let the presbyter be mindful of all the things that he teaches. For, in the day of the Lord the Word, it will be demanded [of him] that he should testify to the people the things that he spoke, so that those who did not hear may be reproved. For, he must stand before the glory of God, speaking those things that he has taught. Thus, then, let him teach, that he does not perish. Let him pray for those who hear, that the Lord may give them understanding of the Spirit, of knowledge, of truth; and let him not vainly cast pearls before swine; but let him search out [those] who are worthy, those who have heard and have performed; lest if the Word has not brought forth fruit in them, but has perished, he himself should prove the cause of its perishing. Let him not give the holy things to dogs. Let him discern the signs of those who hear the word and bring forth good fruits. But in all things let him, without anxiety, keep [the matter] for the bishop.</w:t>
+        <w:t xml:space="preserve">Let him not allow tares to grow in the good wheat, but let him take them away from it, and cut off, those who bring [them] into it. Let not darkness cover his light. Let him teach all the faithful at all times that they accomplish their course, as it were, in the day; because the children of light walk not in darkness. Let the teaching of the presbyter be fitting, and quiet and moderate, coupled with fear and trembling; and that of the bishop also in like manner. And in teaching let them not speak vain things; but let him say such things as the hearers when they hear may keep [in memory]. Let the presbyter be mindful of all the things that he teaches. For, in the day of the Lord the Word, it will be demanded [of him] that he should testify to the people the things that he spoke, so that those who did not hear may be reproved. For, he must stand before the glory of God, speaking those things that he has taught. Thus, then, let him teach, that he does not perish. Let him pray for those who hear, that the Lord may give them understanding of the </w:t>
+      </w:r>
+      <w:r>
+        <w:rPr>
+          <w:rFonts w:ascii="Gentium" w:hAnsi="Gentium" w:cs="Gentium"/>
+          <w:color w:val="000000"/>
+        </w:rPr>
+        <w:t>s</w:t>
+      </w:r>
+      <w:r>
+        <w:rPr>
+          <w:rFonts w:ascii="Gentium" w:hAnsi="Gentium" w:cs="Gentium"/>
+          <w:color w:val="000000"/>
+        </w:rPr>
+        <w:t>pirit, of knowledge, of truth; and let him not vainly cast pearls before swine; but let him search out [those] who are worthy, those who have heard and have performed; lest if the Word has not brought forth fruit in them, but has perished, he himself should prove the cause of its perishing. Let him not give the holy things to dogs. Let him discern the signs of those who hear the word and bring forth good fruits. But in all things let him, without anxiety, keep [the matter] for the bishop.</w:t>
       </w:r>
     </w:p>
     <w:p>
@@ -4045,21 +4222,21 @@
           <w:rFonts w:ascii="Gentium" w:hAnsi="Gentium" w:cs="Gentium"/>
           <w:color w:val="000000"/>
         </w:rPr>
+        <w:t>The people: “We praise you, and the rest.”</w:t>
+      </w:r>
+    </w:p>
+    <w:p>
+      <w:pPr>
+        <w:shd w:val="clear" w:color="auto" w:fill="FFFFFF"/>
+        <w:spacing w:before="120"/>
+        <w:jc w:val="both"/>
+      </w:pPr>
+      <w:r>
+        <w:rPr>
+          <w:rFonts w:ascii="Gentium" w:hAnsi="Gentium" w:cs="Gentium"/>
+          <w:color w:val="000000"/>
+        </w:rPr>
         <w:lastRenderedPageBreak/>
-        <w:t>The people: “We praise you, and the rest.”</w:t>
-      </w:r>
-    </w:p>
-    <w:p>
-      <w:pPr>
-        <w:shd w:val="clear" w:color="auto" w:fill="FFFFFF"/>
-        <w:spacing w:before="120"/>
-        <w:jc w:val="both"/>
-      </w:pPr>
-      <w:r>
-        <w:rPr>
-          <w:rFonts w:ascii="Gentium" w:hAnsi="Gentium" w:cs="Gentium"/>
-          <w:color w:val="000000"/>
-        </w:rPr>
         <w:t>The priest: “We praise you, Lord, whom continually the unceasing doxologies of the archangels singing praise, and the hymns of praise of Glories, and chants of Dominions praise. We praise you, Lord, who sent your thought, your Word, your wisdom, your energy, [namely] him who [is] of old, and was with you before the worlds, the uncreated Word of the uncreated one, but appeared, incarnate, in the end of times, for the salvation of created man, your Beloved Son Jesus Christ, who made us free from the yoke of slavery. Therefore, we also, as we are accustomed, [we] your servants, Lord [and] also [your] people, praise you.”</w:t>
       </w:r>
     </w:p>
@@ -4923,7 +5100,21 @@
           <w:color w:val="000000"/>
         </w:rPr>
         <w:lastRenderedPageBreak/>
-        <w:t>entrance there be distraction to those who are praying. But when he comes and finds that the door is shut, let him not knock, because of what hath been said already.</w:t>
+        <w:t>entrance there be distraction to those who are praying. But when he comes and finds that the door is shut, let him not knock, because of what ha</w:t>
+      </w:r>
+      <w:r>
+        <w:rPr>
+          <w:rFonts w:ascii="Gentium" w:hAnsi="Gentium" w:cs="Gentium"/>
+          <w:color w:val="000000"/>
+        </w:rPr>
+        <w:t>s</w:t>
+      </w:r>
+      <w:r>
+        <w:rPr>
+          <w:rFonts w:ascii="Gentium" w:hAnsi="Gentium" w:cs="Gentium"/>
+          <w:color w:val="000000"/>
+        </w:rPr>
+        <w:t xml:space="preserve"> been said already.</w:t>
       </w:r>
     </w:p>
     <w:p>
@@ -5249,7 +5440,7 @@
           <w:rFonts w:ascii="Gentium" w:hAnsi="Gentium" w:cs="Gentium"/>
           <w:color w:val="000000"/>
         </w:rPr>
-        <w:t xml:space="preserve">Let her do the things that are made known to her with fear and earnestness. Let her instruct those women who do not obey; let her teach those [women] who have not learnt; let her convert those who are foolish; let her instruct them to be grave; let her prove the deaconesses; let </w:t>
+        <w:t xml:space="preserve">Let her do the things that are made known to her with fear and earnestness. Let her instruct those women who do not obey; let her teach those [women] who have not learnt; let her convert those who are foolish; let her instruct them to be grave; let her prove the deaconesses; let her make those who enter to know of what sort and who they are; also let her instruct them that they abide. To those who hear let her patiently </w:t>
       </w:r>
       <w:r>
         <w:rPr>
@@ -5257,7 +5448,7 @@
           <w:color w:val="000000"/>
         </w:rPr>
         <w:lastRenderedPageBreak/>
-        <w:t>her make those who enter to know of what sort and who they are; also let her instruct them that they abide. To those who hear let her patiently counsel those things which are proper. To those who are disobedient after three instructions let her not speak. Let her love those who desire to be in virginity or in purity; those who oppose themselves let her correct modestly and quietly. With everyone, let her be peaceful. Let her privately shut the mouth of those who talk much and idly; but, if they do not hear, let her take with her an aged woman, or let her take [it] up to the hearing of the bishop. But, in the Church, let her be silent. In prayer, let her be persistent. Let her visit those [women] who are sick; on each first day of the week, let her take with her one deacon or two and help them. If she has any possession let her give it for the poor and the faithful. But if she has nothing, let her be helped by the Church. Let her do no secular work, as it were for a trial. But let her have these works of the spirit; let her continue in prayers and fasts; let her ask for nothing deep; let her receive those things that the Lord gives; let her not be anxious for [her] children; let her deliver them to the Church, so that they living in the house of God may be fit for the service of the priesthood.</w:t>
+        <w:t>counsel those things which are proper. To those who are disobedient after three instructions let her not speak. Let her love those who desire to be in virginity or in purity; those who oppose themselves let her correct modestly and quietly. With everyone, let her be peaceful. Let her privately shut the mouth of those who talk much and idly; but, if they do not hear, let her take with her an aged woman, or let her take [it] up to the hearing of the bishop. But, in the Church, let her be silent. In prayer, let her be persistent. Let her visit those [women] who are sick; on each first day of the week, let her take with her one deacon or two and help them. If she has any possession let her give it for the poor and the faithful. But if she has nothing, let her be helped by the Church. Let her do no secular work, as it were for a trial. But let her have these works of the spirit; let her continue in prayers and fasts; let her ask for nothing deep; let her receive those things that the Lord gives; let her not be anxious for [her] children; let her deliver them to the Church, so that they living in the house of God may be fit for the service of the priesthood.</w:t>
       </w:r>
     </w:p>
     <w:p>
@@ -5372,7 +5563,7 @@
           <w:rFonts w:ascii="Gentium" w:hAnsi="Gentium" w:cs="Gentium"/>
           <w:color w:val="000000"/>
         </w:rPr>
-        <w:t xml:space="preserve">“God, the Holy One, the Most High, who sees the [things] that are humble, who has chosen the weak and the mighty; the Honoured One who has created also those [things] that are despised; give, Lord, the spirit of power to this your handmaid, and strengthen her with your truth, so that doing your commandment and serving in the house of your Sanctuary, she may be an honoured vessel to you, and may glorify [you] on the day when you will glorify your poor, Lord. And grant to her power cheerfully to accomplish your teachings that you have determined for a rule for your handmaid. Grant to her, Lord, the spirit of meekness and of power and of patience and of kindness, so that, bearing with ineffable joy your burden, she may endure labour. Yea, Lord God, who knows our weakness, perfect your handmaid for the praise of your </w:t>
+        <w:t xml:space="preserve">“God, the Holy One, the Most High, who sees the [things] that are humble, who has chosen the weak and the mighty; the Honoured One who has created also those [things] that are despised; give, Lord, the spirit of power to this your handmaid, and strengthen her with your truth, so that doing your commandment and serving in the house of your Sanctuary, she may be an honoured vessel to you, and may glorify [you] on the day when you will glorify your poor, Lord. And grant to her power cheerfully to accomplish your teachings that you have determined for a rule for your handmaid. Grant to her, Lord, the spirit of meekness and of power and of patience and of kindness, so that, bearing with ineffable joy your burden, she may endure labour. Yea, Lord God, who knows our weakness, perfect your handmaid for the praise of your house; strengthen her for edification and a good example, sanctify [her], make [her] wise; comfort [her] God; for, blessed and glorious is your Kingdom, God the </w:t>
       </w:r>
       <w:r>
         <w:rPr>
@@ -5380,7 +5571,7 @@
           <w:color w:val="000000"/>
         </w:rPr>
         <w:lastRenderedPageBreak/>
-        <w:t>house; strengthen her for edification and a good example, sanctify [her], make [her] wise; comfort [her] God; for, blessed and glorious is your Kingdom, God the Father. And to you [be] praise, and to your only begotten Son, our Lord Jesus Christ, and to the Holy Ghost [who is] good and adorable and the Maker of life, and of equal essence with you, now and before all the worlds and for the ages and forever and ever.”</w:t>
+        <w:t>Father. And to you [be] praise, and to your only begotten Son, our Lord Jesus Christ, and to the Holy Ghost [who is] good and adorable and the Maker of life, and of equal essence with you, now and before all the worlds and for the ages and forever and ever.”</w:t>
       </w:r>
     </w:p>
     <w:p>
@@ -5445,7 +5636,7 @@
           <w:rFonts w:ascii="Gentium" w:hAnsi="Gentium" w:cs="Gentium"/>
           <w:color w:val="000000"/>
         </w:rPr>
-        <w:t>Easter</w:t>
+        <w:t>Pascha</w:t>
       </w:r>
       <w:r>
         <w:rPr>
@@ -5484,28 +5675,19 @@
         </w:rPr>
         <w:t xml:space="preserve"> Saturday, the first day of the week, either </w:t>
       </w:r>
-      <w:proofErr w:type="gramStart"/>
-      <w:r>
-        <w:rPr>
-          <w:rFonts w:ascii="Gentium" w:hAnsi="Gentium" w:cs="Gentium"/>
-          <w:color w:val="000000"/>
-        </w:rPr>
-        <w:t>Easter</w:t>
-      </w:r>
-      <w:r>
-        <w:rPr>
-          <w:rFonts w:ascii="Gentium" w:hAnsi="Gentium" w:cs="Gentium"/>
-          <w:color w:val="000000"/>
-        </w:rPr>
-        <w:t xml:space="preserve"> or Epiphany</w:t>
-      </w:r>
-      <w:proofErr w:type="gramEnd"/>
-      <w:r>
-        <w:rPr>
-          <w:rFonts w:ascii="Gentium" w:hAnsi="Gentium" w:cs="Gentium"/>
-          <w:color w:val="000000"/>
-        </w:rPr>
-        <w:t xml:space="preserve"> or Pentecost. At other time[s] let her give thanks meekly with psalms, with hymns of praise, with meditations; and thus let her labour. For, the Most High will sanctify them and will forgive all [their] sins, those that were before written against them, and their error; my Father, the Heavenly One, shall strengthen them and enlighten their faces as the faces of my sanctuaries; they shall shine in my glory on the day of recompense. </w:t>
+      <w:r>
+        <w:rPr>
+          <w:rFonts w:ascii="Gentium" w:hAnsi="Gentium" w:cs="Gentium"/>
+          <w:color w:val="000000"/>
+        </w:rPr>
+        <w:t>Pascha</w:t>
+      </w:r>
+      <w:r>
+        <w:rPr>
+          <w:rFonts w:ascii="Gentium" w:hAnsi="Gentium" w:cs="Gentium"/>
+          <w:color w:val="000000"/>
+        </w:rPr>
+        <w:t xml:space="preserve"> or Epiphany or Pentecost. At other time[s] let her give thanks meekly with psalms, with hymns of praise, with meditations; and thus let her labour. For, the Most High will sanctify them and will forgive all [their] sins, those that were before written against them, and their error; my Father, the Heavenly One, shall strengthen them and enlighten their faces as the faces of my sanctuaries; they shall shine in my glory on the day of recompense. </w:t>
       </w:r>
     </w:p>
     <w:p>
@@ -5578,7 +5760,7 @@
           <w:rFonts w:ascii="Gentium" w:hAnsi="Gentium" w:cs="Gentium"/>
           <w:color w:val="000000"/>
         </w:rPr>
-        <w:t xml:space="preserve">“Holy, Holy, without spot, who has your dwelling in the light, God of Abraham, and of Isaac, and of Jacob, God of Enoch and David, of Elijah, of Elisha, of Moses, of Joshua, and of the Prophets and of the others who in truth preached your name, God of the apostles, the God who has guided all things by your reason and has blessed them who lovingly trust in you; my soul praises you with the power of the spirit of my power, my heart praises you, O Lord, and your might, always. Let all my power praise you, Lord; for, if you will, I am yours, God, the God of the poor; for, you are the helper of them that lack, and you are he that looks on the meek, and the assister of the weak; assist me, O Lord, because by your grace you were well pleased in me that I should be your handmaid; for, you have bestowed on me a great name, that I should be called a Christian. You who has freed me from servitude that I may serve a servitude to God, the Mighty One who [are] forever, who sees all, that I may praise you un-condemned. Yea, Lord God, confirm my heart in you until it is perfected in the Holy Ghost. Rejuvenate us for the edification of your Holy Church, Son and Word and thought of the Father, the Christ who came for the salvation of the race of man, who suffered and was </w:t>
+        <w:t xml:space="preserve">“Holy, Holy, without spot, who has your dwelling in the light, God of Abraham, and of Isaac, and of Jacob, God of Enoch and David, of Elijah, of Elisha, of Moses, of Joshua, and of the Prophets and of the others who in truth preached your name, God of the apostles, the God who has guided all things by your reason and has blessed them who lovingly trust in you; my soul praises you with the power of the spirit of my power, my heart praises you, O Lord, and your might, always. Let all my power praise you, Lord; for, if you will, I am yours, God, the God of the poor; for, you are the helper of them that lack, and you are he that looks on the meek, and the assister of the weak; assist me, O Lord, because by your grace you were well pleased in me that I should be your handmaid; for, you have bestowed on me a great name, that I should be called a Christian. You who has freed me from servitude that I may serve a servitude to God, the Mighty One who [are] forever, who sees all, that I may praise you un-condemned. Yea, Lord God, confirm my heart in you until it is perfected in the Holy Ghost. Rejuvenate us for the edification of your Holy Church, Son and Word and thought of the Father, the Christ who came for the salvation of the race of man, who suffered and was buried, and </w:t>
       </w:r>
       <w:r>
         <w:rPr>
@@ -5586,7 +5768,7 @@
           <w:color w:val="000000"/>
         </w:rPr>
         <w:lastRenderedPageBreak/>
-        <w:t>buried, and rose, [and] also was glorified by him who sent you, turn, help, Lord, set upright our thoughts by the strong faith of the spirit. Glorify your name in us. For, in your Father and in you and in the Holy Ghost is our hope forever and ever.”</w:t>
+        <w:t>rose, [and] also was glorified by him who sent you, turn, help, Lord, set upright our thoughts by the strong faith of the spirit. Glorify your name in us. For, in your Father and in you and in the Holy Ghost is our hope forever and ever.”</w:t>
       </w:r>
     </w:p>
     <w:p>
@@ -5730,7 +5912,32 @@
           <w:rFonts w:ascii="Gentium" w:hAnsi="Gentium" w:cs="Gentium"/>
           <w:color w:val="000000"/>
         </w:rPr>
-        <w:t>“You, {name}, minister and hear the Gospel in the fear of God. Cultivate holily the knowledge of your soul; keep pureness; discipline yourself; observe and obey and hear meekly; do not neglect prayers and fasts, so that the Lord may give you rest and make you worthy of a higher degree.”</w:t>
+        <w:t>“You, {</w:t>
+      </w:r>
+      <w:r>
+        <w:rPr>
+          <w:rFonts w:ascii="Gentium" w:hAnsi="Gentium" w:cs="Gentium"/>
+          <w:i/>
+          <w:iCs/>
+          <w:color w:val="000000"/>
+        </w:rPr>
+        <w:t xml:space="preserve">insert </w:t>
+      </w:r>
+      <w:r>
+        <w:rPr>
+          <w:rFonts w:ascii="Gentium" w:hAnsi="Gentium" w:cs="Gentium"/>
+          <w:i/>
+          <w:iCs/>
+          <w:color w:val="000000"/>
+        </w:rPr>
+        <w:t>name</w:t>
+      </w:r>
+      <w:r>
+        <w:rPr>
+          <w:rFonts w:ascii="Gentium" w:hAnsi="Gentium" w:cs="Gentium"/>
+          <w:color w:val="000000"/>
+        </w:rPr>
+        <w:t>}, minister and hear the Gospel in the fear of God. Cultivate holily the knowledge of your soul; keep pureness; discipline yourself; observe and obey and hear meekly; do not neglect prayers and fasts, so that the Lord may give you rest and make you worthy of a higher degree.”</w:t>
       </w:r>
     </w:p>
     <w:p>
@@ -5818,7 +6025,32 @@
           <w:rFonts w:ascii="Gentium" w:hAnsi="Gentium" w:cs="Gentium"/>
           <w:color w:val="000000"/>
         </w:rPr>
-        <w:t>“You, {name}, whom Christ has called to be a minister of his words, be careful, and strive that you may appear approved both in this rule and in a higher degree, even by our Lord Jesus Christ; so that he in his everlasting habitations may pay you a good reward for these things.”</w:t>
+        <w:t>“You, {</w:t>
+      </w:r>
+      <w:r>
+        <w:rPr>
+          <w:rFonts w:ascii="Gentium" w:hAnsi="Gentium" w:cs="Gentium"/>
+          <w:i/>
+          <w:iCs/>
+          <w:color w:val="000000"/>
+        </w:rPr>
+        <w:t xml:space="preserve">insert </w:t>
+      </w:r>
+      <w:r>
+        <w:rPr>
+          <w:rFonts w:ascii="Gentium" w:hAnsi="Gentium" w:cs="Gentium"/>
+          <w:i/>
+          <w:iCs/>
+          <w:color w:val="000000"/>
+        </w:rPr>
+        <w:t>name</w:t>
+      </w:r>
+      <w:r>
+        <w:rPr>
+          <w:rFonts w:ascii="Gentium" w:hAnsi="Gentium" w:cs="Gentium"/>
+          <w:color w:val="000000"/>
+        </w:rPr>
+        <w:t>}, whom Christ has called to be a minister of his words, be careful, and strive that you may appear approved both in this rule and in a higher degree, even by our Lord Jesus Christ; so that he in his everlasting habitations may pay you a good reward for these things.”</w:t>
       </w:r>
     </w:p>
     <w:p>
@@ -6135,7 +6367,27 @@
         <w:rPr>
           <w:rFonts w:ascii="Gentium" w:hAnsi="Gentium" w:cs="Gentium"/>
         </w:rPr>
-        <w:t>If a female fornicator, or brothel keeper, or a drunkard, or a maker of idols, or a painter, or one engaged in shows, or a charioteer, or a wrestler, or one who goes to the contest or a combatant [in the games], or one who teaches wrestling, or a public huntsman, or a priest of idols, or a keeper of them, be [among those that come], let him not be received.</w:t>
+        <w:t xml:space="preserve">If </w:t>
+      </w:r>
+      <w:r>
+        <w:rPr>
+          <w:rFonts w:ascii="Gentium" w:hAnsi="Gentium" w:cs="Gentium"/>
+        </w:rPr>
+        <w:t xml:space="preserve">an </w:t>
+      </w:r>
+      <w:proofErr w:type="spellStart"/>
+      <w:r>
+        <w:rPr>
+          <w:rFonts w:ascii="Gentium" w:hAnsi="Gentium" w:cs="Gentium"/>
+        </w:rPr>
+        <w:t>adultress</w:t>
+      </w:r>
+      <w:proofErr w:type="spellEnd"/>
+      <w:r>
+        <w:rPr>
+          <w:rFonts w:ascii="Gentium" w:hAnsi="Gentium" w:cs="Gentium"/>
+        </w:rPr>
+        <w:t>, or brothel keeper, or a drunkard, or a maker of idols, or a painter, or one engaged in shows, or a charioteer, or a wrestler, or one who goes to the contest or a combatant [in the games], or one who teaches wrestling, or a public huntsman, or a priest of idols, or a keeper of them, be [among those that come], let him not be received.</w:t>
       </w:r>
     </w:p>
     <w:p>
@@ -6602,7 +6854,7 @@
           <w:rFonts w:ascii="Gentium" w:hAnsi="Gentium" w:cs="Gentium"/>
           <w:color w:val="000000"/>
         </w:rPr>
-        <w:t>Easter</w:t>
+        <w:t>Pascha</w:t>
       </w:r>
       <w:r>
         <w:rPr>
@@ -6724,7 +6976,7 @@
           <w:rFonts w:ascii="Gentium" w:hAnsi="Gentium" w:cs="Gentium"/>
           <w:color w:val="000000"/>
         </w:rPr>
-        <w:t xml:space="preserve">“God of heaven, God of the lights, God of the archangels who are under your power, God of the angels who are under your might, King of Glories and of Dominions, God of Saints, Father of our Lord Jesus Christ; who has loosed the souls that were bound by death; who has enlightened him that was bound in darkness and fixed firm, by the firm-fixing of the suffering of your only begotten; who has loosed our cords and has loosed every weight from [off] us; who has repelled from us every attack of the Evil One; Son and word of God, who has made us immortal by your death; who has glorified us with your glory; who has loosed all the bands of our sins by your passion; who has borne the curse of our sins by your cross, and by your resurrection has taught [mankind] to pass from [being] sons of men to become Gods; who has taken on your our humiliation; who has trodden the way to heaven for us; who has changed us from corruption to incorruptibility; hear me, Lord, who cry to you in pain and fear, Lord God, and Father of our Lord Jesus Christ, before him before whom stand the holy hosts of archangels and of cherubim and armies without number, of Princes and of Seraphim; whose veil [is] the light, and before whose face [is] fire; the throne of whose glory is ineffable; the habitations of whose delights, which you have prepared for your saints, are ineffable, the Raiments </w:t>
+        <w:t xml:space="preserve">“God of heaven, God of the lights, God of the archangels who are under your power, God of the angels who are under your might, King of Glories and of Dominions, God of Saints, Father of our Lord Jesus Christ; who has loosed the souls that were bound by death; who has enlightened him that was bound in darkness and fixed firm, by the firm-fixing of the suffering of your only begotten; who has loosed our cords and has loosed every weight from [off] us; who has repelled from us every attack of the Evil One; Son and word of God, who has made us immortal by your death; who has glorified us with your glory; who has loosed all the bands of our sins by your passion; who has borne the curse of our sins by your cross, and by your resurrection has taught [mankind] to pass from [being] sons of men to become Gods; who has taken on your our humiliation; who has trodden the way to heaven for us; who has changed us from corruption to incorruptibility; hear me, Lord, who cry to you in pain and fear, Lord God, and Father of our Lord Jesus Christ, before him before whom stand the holy hosts of archangels and of cherubim and armies without number, of Princes and of Seraphim; whose veil [is] the light, and before whose face [is] fire; the throne of whose glory is ineffable; the habitations of whose delights, which you have prepared for your saints, are ineffable, the Raiments and Treasures of which are </w:t>
       </w:r>
       <w:r>
         <w:rPr>
@@ -6732,7 +6984,7 @@
           <w:color w:val="000000"/>
         </w:rPr>
         <w:lastRenderedPageBreak/>
-        <w:t>and Treasures of which are visible to you alone and to your holy angels; before whom all things tremble, giving praise; whose glance measures the mountains, and whose name, when uttered, cleaves the depths; whom the heavens which are shut up by your hand, hide from view; before whom the earth and the depths together tremble; before whom the sea and the dragons that [are] in it quake; of whom the wild beasts, trembling, stand in awe; through whom the mountains and the firmament of the earth melt with fear: at whose power the tempest of the winter quakes and trembles, and the raging whirlwind keeps its limits; because of whom the fire of vengeance does not overpass that which has been prescribed to it, but abides when reproved by your commandment; because of whom the whole creation travails, groaning with groans, being bidden to tarry till its time; from whom all nature and creation that opposes itself flees; because of whom the whole army of the adversary is subdued, and the devil is fallen, and the serpent is trodden down, and the dragon is killed; because of whom the nations which have confessed you are enlightened and strengthened in you, Lord; because of whom life is revealed and hope confirmed, and faith strengthened and the Gospel preached; because of whom corruption is brought to naught and incorruptibility waxes strong; through whom man was fashioned from the earth, but having believed in you he is no longer earth; Lord God Almighty, I exorcise these in the name of you and of your Beloved Son Jesus Christ.</w:t>
+        <w:t>visible to you alone and to your holy angels; before whom all things tremble, giving praise; whose glance measures the mountains, and whose name, when uttered, cleaves the depths; whom the heavens which are shut up by your hand, hide from view; before whom the earth and the depths together tremble; before whom the sea and the dragons that [are] in it quake; of whom the wild beasts, trembling, stand in awe; through whom the mountains and the firmament of the earth melt with fear: at whose power the tempest of the winter quakes and trembles, and the raging whirlwind keeps its limits; because of whom the fire of vengeance does not overpass that which has been prescribed to it, but abides when reproved by your commandment; because of whom the whole creation travails, groaning with groans, being bidden to tarry till its time; from whom all nature and creation that opposes itself flees; because of whom the whole army of the adversary is subdued, and the devil is fallen, and the serpent is trodden down, and the dragon is killed; because of whom the nations which have confessed you are enlightened and strengthened in you, Lord; because of whom life is revealed and hope confirmed, and faith strengthened and the Gospel preached; because of whom corruption is brought to naught and incorruptibility waxes strong; through whom man was fashioned from the earth, but having believed in you he is no longer earth; Lord God Almighty, I exorcise these in the name of you and of your Beloved Son Jesus Christ.</w:t>
       </w:r>
     </w:p>
     <w:p>
@@ -6816,7 +7068,6 @@
           <w:rFonts w:ascii="Gentium" w:hAnsi="Gentium" w:cs="Gentium"/>
           <w:color w:val="000000"/>
         </w:rPr>
-        <w:lastRenderedPageBreak/>
         <w:t>After the Priest exorcises those who have drawn near, or him who is found unclean, let the priest breathe on them and seal them between their eyes, on the nose, on the heart, on the ears; and so let him raise them up.</w:t>
       </w:r>
     </w:p>
@@ -6847,6 +7098,7 @@
           <w:sz w:val="28"/>
           <w:szCs w:val="28"/>
         </w:rPr>
+        <w:lastRenderedPageBreak/>
         <w:t>Chapter 8 (54)</w:t>
       </w:r>
     </w:p>
@@ -6868,7 +7120,7 @@
           <w:rFonts w:ascii="Gentium" w:hAnsi="Gentium" w:cs="Gentium"/>
           <w:color w:val="000000"/>
         </w:rPr>
-        <w:t>Easter</w:t>
+        <w:t>Pascha</w:t>
       </w:r>
       <w:r>
         <w:rPr>
@@ -7043,21 +7295,21 @@
           <w:rFonts w:ascii="Gentium" w:hAnsi="Gentium" w:cs="Gentium"/>
           <w:color w:val="000000"/>
         </w:rPr>
+        <w:t>But let the deacon descend with him similarly. But, when he who is being baptised goes down into the water, let him that baptises him say, putting his hand on him, thus:</w:t>
+      </w:r>
+    </w:p>
+    <w:p>
+      <w:pPr>
+        <w:shd w:val="clear" w:color="auto" w:fill="FFFFFF"/>
+        <w:spacing w:before="120"/>
+        <w:jc w:val="both"/>
+      </w:pPr>
+      <w:r>
+        <w:rPr>
+          <w:rFonts w:ascii="Gentium" w:hAnsi="Gentium" w:cs="Gentium"/>
+          <w:color w:val="000000"/>
+        </w:rPr>
         <w:lastRenderedPageBreak/>
-        <w:t>But let the deacon descend with him similarly. But, when he who is being baptised goes down into the water, let him that baptises him say, putting his hand on him, thus:</w:t>
-      </w:r>
-    </w:p>
-    <w:p>
-      <w:pPr>
-        <w:shd w:val="clear" w:color="auto" w:fill="FFFFFF"/>
-        <w:spacing w:before="120"/>
-        <w:jc w:val="both"/>
-      </w:pPr>
-      <w:r>
-        <w:rPr>
-          <w:rFonts w:ascii="Gentium" w:hAnsi="Gentium" w:cs="Gentium"/>
-          <w:color w:val="000000"/>
-        </w:rPr>
         <w:t>“Do you believe in God the Father Almighty?”</w:t>
       </w:r>
     </w:p>
@@ -7259,28 +7511,35 @@
           <w:rFonts w:ascii="Gentium" w:hAnsi="Gentium" w:cs="Gentium"/>
           <w:color w:val="000000"/>
         </w:rPr>
-        <w:t xml:space="preserve">“Lord God, who by your Beloved Son Jesus Christ filled your holy apostles with the Holy Ghost, and by the Spirit permitted your blessed Prophets to speak; who counted these your servants worthy to be counted worthy in your Christ of forgiveness of sins through the laver of the second birth, and has cleansed them of all the mist of error and darkness of unbelief; make them worthy to be filled with your Holy Spirit, by your love of man, bestowing on them your grace, so that they may serve you according to your will, truly, God, and may do your </w:t>
-      </w:r>
+        <w:t xml:space="preserve">“Lord God, who by your Beloved Son Jesus Christ filled your holy apostles with the Holy Ghost, and by the </w:t>
+      </w:r>
+      <w:r>
+        <w:rPr>
+          <w:rFonts w:ascii="Gentium" w:hAnsi="Gentium" w:cs="Gentium"/>
+          <w:color w:val="000000"/>
+        </w:rPr>
+        <w:t>s</w:t>
+      </w:r>
+      <w:r>
+        <w:rPr>
+          <w:rFonts w:ascii="Gentium" w:hAnsi="Gentium" w:cs="Gentium"/>
+          <w:color w:val="000000"/>
+        </w:rPr>
+        <w:t>pirit permitted your blessed Prophets to speak; who counted these your servants worthy to be counted worthy in your Christ of forgiveness of sins through the laver of the second birth, and has cleansed them of all the mist of error and darkness of unbelief; make them worthy to be filled with your Holy Spirit, by your love of man, bestowing on them your grace, so that they may serve you according to your will, truly, God, and may do your commandments in holiness, and cultivating always those things that are of your will, may enter into your eternal tabernacles, through you and through your Beloved Son Jesus Christ, by whom [be] to you praise and might with the Holy Ghost forever and ever.”</w:t>
+      </w:r>
+    </w:p>
+    <w:p>
+      <w:pPr>
+        <w:shd w:val="clear" w:color="auto" w:fill="FFFFFF"/>
+        <w:spacing w:before="120"/>
+        <w:jc w:val="both"/>
+      </w:pPr>
       <w:r>
         <w:rPr>
           <w:rFonts w:ascii="Gentium" w:hAnsi="Gentium" w:cs="Gentium"/>
           <w:color w:val="000000"/>
         </w:rPr>
         <w:lastRenderedPageBreak/>
-        <w:t>commandments in holiness, and cultivating always those things that are of your will, may enter into your eternal tabernacles, through you and through your Beloved Son Jesus Christ, by whom [be] to you praise and might with the Holy Ghost forever and ever.”</w:t>
-      </w:r>
-    </w:p>
-    <w:p>
-      <w:pPr>
-        <w:shd w:val="clear" w:color="auto" w:fill="FFFFFF"/>
-        <w:spacing w:before="120"/>
-        <w:jc w:val="both"/>
-      </w:pPr>
-      <w:r>
-        <w:rPr>
-          <w:rFonts w:ascii="Gentium" w:hAnsi="Gentium" w:cs="Gentium"/>
-          <w:color w:val="000000"/>
-        </w:rPr>
         <w:t>Similarly, pouring the oil, placing a hand on his head, let him say:</w:t>
       </w:r>
     </w:p>
@@ -7538,36 +7797,36 @@
           <w:sz w:val="28"/>
           <w:szCs w:val="28"/>
         </w:rPr>
+        <w:t>Chapter 11 (57)</w:t>
+      </w:r>
+    </w:p>
+    <w:p>
+      <w:pPr>
+        <w:shd w:val="clear" w:color="auto" w:fill="FFFFFF"/>
+        <w:spacing w:before="120"/>
+        <w:jc w:val="center"/>
+      </w:pPr>
+      <w:r>
+        <w:rPr>
+          <w:rFonts w:ascii="Gentium" w:hAnsi="Gentium" w:cs="Gentium"/>
+          <w:smallCaps/>
+          <w:color w:val="000000"/>
+        </w:rPr>
+        <w:t>[Worship, First Fruits and Offerings]</w:t>
+      </w:r>
+    </w:p>
+    <w:p>
+      <w:pPr>
+        <w:shd w:val="clear" w:color="auto" w:fill="FFFFFF"/>
+        <w:spacing w:before="120"/>
+        <w:jc w:val="both"/>
+      </w:pPr>
+      <w:r>
+        <w:rPr>
+          <w:rFonts w:ascii="Gentium" w:hAnsi="Gentium" w:cs="Gentium"/>
+          <w:color w:val="000000"/>
+        </w:rPr>
         <w:lastRenderedPageBreak/>
-        <w:t>Chapter 11 (57)</w:t>
-      </w:r>
-    </w:p>
-    <w:p>
-      <w:pPr>
-        <w:shd w:val="clear" w:color="auto" w:fill="FFFFFF"/>
-        <w:spacing w:before="120"/>
-        <w:jc w:val="center"/>
-      </w:pPr>
-      <w:r>
-        <w:rPr>
-          <w:rFonts w:ascii="Gentium" w:hAnsi="Gentium" w:cs="Gentium"/>
-          <w:smallCaps/>
-          <w:color w:val="000000"/>
-        </w:rPr>
-        <w:t>[Worship, First Fruits and Offerings]</w:t>
-      </w:r>
-    </w:p>
-    <w:p>
-      <w:pPr>
-        <w:shd w:val="clear" w:color="auto" w:fill="FFFFFF"/>
-        <w:spacing w:before="120"/>
-        <w:jc w:val="both"/>
-      </w:pPr>
-      <w:r>
-        <w:rPr>
-          <w:rFonts w:ascii="Gentium" w:hAnsi="Gentium" w:cs="Gentium"/>
-          <w:color w:val="000000"/>
-        </w:rPr>
         <w:t xml:space="preserve">If anyone receive any service to carry to a widow or poor woman or anyone constantly engaged in a Church work, let him give it the same day; and if not, on the morrow, let him add something to it from his own [property] and so give it. For, the bread of the poor has been kept back in his possession. But, in the last week of </w:t>
       </w:r>
       <w:r>
@@ -7575,7 +7834,7 @@
           <w:rFonts w:ascii="Gentium" w:hAnsi="Gentium" w:cs="Gentium"/>
           <w:color w:val="000000"/>
         </w:rPr>
-        <w:t>Easter</w:t>
+        <w:t>Pascha</w:t>
       </w:r>
       <w:r>
         <w:rPr>
@@ -7675,7 +7934,7 @@
           <w:rFonts w:ascii="Gentium" w:hAnsi="Gentium" w:cs="Gentium"/>
           <w:color w:val="000000"/>
         </w:rPr>
-        <w:t>Easter</w:t>
+        <w:t>Pascha</w:t>
       </w:r>
       <w:r>
         <w:rPr>
@@ -7796,35 +8055,35 @@
           <w:rFonts w:ascii="Gentium" w:hAnsi="Gentium" w:cs="Gentium"/>
           <w:color w:val="000000"/>
         </w:rPr>
+        <w:t>Let those who are called with the bishop to the house of one who is faithful, eat with gravity and knowledge, not with drunkenness or to debauchery, and not so that he who is present may laugh, or so as to annoy the household of him that called him; but so let them enter that he who called [them] may pray that the saints may enter into his house. For, you are the salt of the earth, [as] you have heard.</w:t>
+      </w:r>
+    </w:p>
+    <w:p>
+      <w:pPr>
+        <w:shd w:val="clear" w:color="auto" w:fill="FFFFFF"/>
+        <w:spacing w:before="120"/>
+        <w:jc w:val="both"/>
+      </w:pPr>
+      <w:r>
+        <w:rPr>
+          <w:rFonts w:ascii="Gentium" w:hAnsi="Gentium" w:cs="Gentium"/>
+          <w:color w:val="000000"/>
+        </w:rPr>
+        <w:t>Because, when they eat, let them eat abundantly, [but] so that there may be left over both for you [and] also for those to whom he that called you wishes [to] send, so that he may have them as foods left over by the saints, and that he may rejoice at that which remains over.</w:t>
+      </w:r>
+    </w:p>
+    <w:p>
+      <w:pPr>
+        <w:shd w:val="clear" w:color="auto" w:fill="FFFFFF"/>
+        <w:spacing w:before="120"/>
+        <w:jc w:val="both"/>
+      </w:pPr>
+      <w:r>
+        <w:rPr>
+          <w:rFonts w:ascii="Gentium" w:hAnsi="Gentium" w:cs="Gentium"/>
+          <w:color w:val="000000"/>
+        </w:rPr>
         <w:lastRenderedPageBreak/>
-        <w:t>Let those who are called with the bishop to the house of one who is faithful, eat with gravity and knowledge, not with drunkenness or to debauchery, and not so that he who is present may laugh, or so as to annoy the household of him that called him; but so let them enter that he who called [them] may pray that the saints may enter into his house. For, you are the salt of the earth, [as] you have heard.</w:t>
-      </w:r>
-    </w:p>
-    <w:p>
-      <w:pPr>
-        <w:shd w:val="clear" w:color="auto" w:fill="FFFFFF"/>
-        <w:spacing w:before="120"/>
-        <w:jc w:val="both"/>
-      </w:pPr>
-      <w:r>
-        <w:rPr>
-          <w:rFonts w:ascii="Gentium" w:hAnsi="Gentium" w:cs="Gentium"/>
-          <w:color w:val="000000"/>
-        </w:rPr>
-        <w:t>Because, when they eat, let them eat abundantly, [but] so that there may be left over both for you [and] also for those to whom he that called you wishes [to] send, so that he may have them as foods left over by the saints, and that he may rejoice at that which remains over.</w:t>
-      </w:r>
-    </w:p>
-    <w:p>
-      <w:pPr>
-        <w:shd w:val="clear" w:color="auto" w:fill="FFFFFF"/>
-        <w:spacing w:before="120"/>
-        <w:jc w:val="both"/>
-      </w:pPr>
-      <w:r>
-        <w:rPr>
-          <w:rFonts w:ascii="Gentium" w:hAnsi="Gentium" w:cs="Gentium"/>
-          <w:color w:val="000000"/>
-        </w:rPr>
         <w:t>Let those who come to a feast, being called, not stretch out a hand before them that are elder. But let the last eat when the first shall have done.</w:t>
       </w:r>
     </w:p>
@@ -7999,21 +8258,36 @@
           <w:rFonts w:ascii="Gentium" w:hAnsi="Gentium" w:cs="Gentium"/>
           <w:color w:val="000000"/>
         </w:rPr>
-        <w:t>“God, we give thanks to you always, and also in this day when we offer to you the first fruits of the fruits that you have given us for food, having ripened them by your power and by your word, having commanded from the beginning of the creation of the worlds that the earth should bring forth different fruits for the joy and delight of man and of all beasts. We praise you, Lord, for all these things with which you have benefited us, adorning for us all the earth with various fruits. Bless also this your servant {name}, and receive his earnestness and his love, through your only begotten Son Jesus Christ, through whom [be] praise and honour and might to you with the Holy Ghost forever and ever. Amen.”</w:t>
-      </w:r>
-    </w:p>
-    <w:p>
-      <w:pPr>
-        <w:shd w:val="clear" w:color="auto" w:fill="FFFFFF"/>
-        <w:spacing w:before="120"/>
-        <w:jc w:val="both"/>
-      </w:pPr>
-      <w:r>
-        <w:rPr>
-          <w:rFonts w:ascii="Gentium" w:hAnsi="Gentium" w:cs="Gentium"/>
-          <w:color w:val="000000"/>
-        </w:rPr>
-        <w:lastRenderedPageBreak/>
+        <w:t>“God, we give thanks to you always, and also in this day when we offer to you the first fruits of the fruits that you have given us for food, having ripened them by your power and by your word, having commanded from the beginning of the creation of the worlds that the earth should bring forth different fruits for the joy and delight of man and of all beasts. We praise you, Lord, for all these things with which you have benefited us, adorning for us all the earth with various fruits. Bless also this your servant {</w:t>
+      </w:r>
+      <w:r>
+        <w:rPr>
+          <w:rFonts w:ascii="Gentium" w:hAnsi="Gentium" w:cs="Gentium"/>
+          <w:i/>
+          <w:iCs/>
+          <w:color w:val="000000"/>
+        </w:rPr>
+        <w:t>insert name</w:t>
+      </w:r>
+      <w:r>
+        <w:rPr>
+          <w:rFonts w:ascii="Gentium" w:hAnsi="Gentium" w:cs="Gentium"/>
+          <w:color w:val="000000"/>
+        </w:rPr>
+        <w:t>}, and receive his earnestness and his love, through your only begotten Son Jesus Christ, through whom [be] praise and honour and might to you with the Holy Ghost forever and ever. Amen.”</w:t>
+      </w:r>
+    </w:p>
+    <w:p>
+      <w:pPr>
+        <w:shd w:val="clear" w:color="auto" w:fill="FFFFFF"/>
+        <w:spacing w:before="120"/>
+        <w:jc w:val="both"/>
+      </w:pPr>
+      <w:r>
+        <w:rPr>
+          <w:rFonts w:ascii="Gentium" w:hAnsi="Gentium" w:cs="Gentium"/>
+          <w:color w:val="000000"/>
+        </w:rPr>
         <w:t xml:space="preserve">Vegetables are not blessed, but fruits of trees, flowers, and the rose and the lily. </w:t>
       </w:r>
     </w:p>
@@ -8103,6 +8377,7 @@
           <w:sz w:val="28"/>
           <w:szCs w:val="28"/>
         </w:rPr>
+        <w:lastRenderedPageBreak/>
         <w:t>Chapter 18 (64)</w:t>
       </w:r>
     </w:p>
@@ -8124,7 +8399,7 @@
           <w:rFonts w:ascii="Gentium" w:hAnsi="Gentium" w:cs="Gentium"/>
           <w:color w:val="000000"/>
         </w:rPr>
-        <w:t>Easter</w:t>
+        <w:t>Pascha</w:t>
       </w:r>
       <w:r>
         <w:rPr>
@@ -8359,49 +8634,49 @@
           <w:rFonts w:ascii="Gentium" w:hAnsi="Gentium" w:cs="Gentium"/>
           <w:color w:val="000000"/>
         </w:rPr>
+        <w:t>But if anyone, before he approaches and receives of the Eucharist, eats something else, he sins and his fast is not reckoned to him.</w:t>
+      </w:r>
+    </w:p>
+    <w:p>
+      <w:pPr>
+        <w:shd w:val="clear" w:color="auto" w:fill="FFFFFF"/>
+        <w:spacing w:before="120"/>
+        <w:jc w:val="both"/>
+      </w:pPr>
+      <w:r>
+        <w:rPr>
+          <w:rFonts w:ascii="Gentium" w:hAnsi="Gentium" w:cs="Gentium"/>
+          <w:color w:val="000000"/>
+        </w:rPr>
+        <w:t>When the catechumens are dismissed, let a hand be laid on them.</w:t>
+      </w:r>
+    </w:p>
+    <w:p>
+      <w:pPr>
+        <w:shd w:val="clear" w:color="auto" w:fill="FFFFFF"/>
+        <w:spacing w:before="120"/>
+        <w:jc w:val="both"/>
+      </w:pPr>
+      <w:r>
+        <w:rPr>
+          <w:rFonts w:ascii="Gentium" w:hAnsi="Gentium" w:cs="Gentium"/>
+          <w:color w:val="000000"/>
+        </w:rPr>
+        <w:t>If a faithful because of sickness remains [away], let the deacon carry the offering to him.</w:t>
+      </w:r>
+    </w:p>
+    <w:p>
+      <w:pPr>
+        <w:shd w:val="clear" w:color="auto" w:fill="FFFFFF"/>
+        <w:spacing w:before="120"/>
+        <w:jc w:val="both"/>
+      </w:pPr>
+      <w:r>
+        <w:rPr>
+          <w:rFonts w:ascii="Gentium" w:hAnsi="Gentium" w:cs="Gentium"/>
+          <w:color w:val="000000"/>
+        </w:rPr>
         <w:lastRenderedPageBreak/>
-        <w:t>But if anyone, before he approaches and receives of the Eucharist, eats something else, he sins and his fast is not reckoned to him.</w:t>
-      </w:r>
-    </w:p>
-    <w:p>
-      <w:pPr>
-        <w:shd w:val="clear" w:color="auto" w:fill="FFFFFF"/>
-        <w:spacing w:before="120"/>
-        <w:jc w:val="both"/>
-      </w:pPr>
-      <w:r>
-        <w:rPr>
-          <w:rFonts w:ascii="Gentium" w:hAnsi="Gentium" w:cs="Gentium"/>
-          <w:color w:val="000000"/>
-        </w:rPr>
-        <w:t>When the catechumens are dismissed, let a hand be laid on them.</w:t>
-      </w:r>
-    </w:p>
-    <w:p>
-      <w:pPr>
-        <w:shd w:val="clear" w:color="auto" w:fill="FFFFFF"/>
-        <w:spacing w:before="120"/>
-        <w:jc w:val="both"/>
-      </w:pPr>
-      <w:r>
-        <w:rPr>
-          <w:rFonts w:ascii="Gentium" w:hAnsi="Gentium" w:cs="Gentium"/>
-          <w:color w:val="000000"/>
-        </w:rPr>
-        <w:t>If a faithful because of sickness remains [away], let the deacon carry the offering to him.</w:t>
-      </w:r>
-    </w:p>
-    <w:p>
-      <w:pPr>
-        <w:shd w:val="clear" w:color="auto" w:fill="FFFFFF"/>
-        <w:spacing w:before="120"/>
-        <w:jc w:val="both"/>
-      </w:pPr>
-      <w:r>
-        <w:rPr>
-          <w:rFonts w:ascii="Gentium" w:hAnsi="Gentium" w:cs="Gentium"/>
-          <w:color w:val="000000"/>
-        </w:rPr>
         <w:t>If anyone is a presbyter who cannot come, let a presbyter carry [it] to him.</w:t>
       </w:r>
     </w:p>
@@ -8662,21 +8937,21 @@
           <w:rFonts w:ascii="Gentium" w:hAnsi="Gentium" w:cs="Gentium"/>
           <w:color w:val="000000"/>
         </w:rPr>
+        <w:t>Let all take care to pray at the third hour with mourning and labour, either in the Church, or in the house because they cannot go (to the Church). For, this is the hour of the fixing of the only begotten on the cross.</w:t>
+      </w:r>
+    </w:p>
+    <w:p>
+      <w:pPr>
+        <w:shd w:val="clear" w:color="auto" w:fill="FFFFFF"/>
+        <w:spacing w:before="120"/>
+        <w:jc w:val="both"/>
+      </w:pPr>
+      <w:r>
+        <w:rPr>
+          <w:rFonts w:ascii="Gentium" w:hAnsi="Gentium" w:cs="Gentium"/>
+          <w:color w:val="000000"/>
+        </w:rPr>
         <w:lastRenderedPageBreak/>
-        <w:t>Let all take care to pray at the third hour with mourning and labour, either in the Church, or in the house because they cannot go (to the Church). For, this is the hour of the fixing of the only begotten on the cross.</w:t>
-      </w:r>
-    </w:p>
-    <w:p>
-      <w:pPr>
-        <w:shd w:val="clear" w:color="auto" w:fill="FFFFFF"/>
-        <w:spacing w:before="120"/>
-        <w:jc w:val="both"/>
-      </w:pPr>
-      <w:r>
-        <w:rPr>
-          <w:rFonts w:ascii="Gentium" w:hAnsi="Gentium" w:cs="Gentium"/>
-          <w:color w:val="000000"/>
-        </w:rPr>
         <w:t>But, at the sixth hour, similarly, let there be prayer with sorrow. For, then the daylight was divided by the darkness. Let there be then that voice which is like the Prophets, and to creation mourning.</w:t>
       </w:r>
     </w:p>
@@ -8705,7 +8980,21 @@
           <w:rFonts w:ascii="Gentium" w:hAnsi="Gentium" w:cs="Gentium"/>
           <w:color w:val="000000"/>
         </w:rPr>
-        <w:t>But, at evening, when it is the beginning of another day, showing an image of the resurrection, he hath caused us to give praise.</w:t>
+        <w:t>But, at evening, when it is the beginning of another day, showing an image of the resurrection, he ha</w:t>
+      </w:r>
+      <w:r>
+        <w:rPr>
+          <w:rFonts w:ascii="Gentium" w:hAnsi="Gentium" w:cs="Gentium"/>
+          <w:color w:val="000000"/>
+        </w:rPr>
+        <w:t>s</w:t>
+      </w:r>
+      <w:r>
+        <w:rPr>
+          <w:rFonts w:ascii="Gentium" w:hAnsi="Gentium" w:cs="Gentium"/>
+          <w:color w:val="000000"/>
+        </w:rPr>
+        <w:t xml:space="preserve"> caused us to give praise.</w:t>
       </w:r>
     </w:p>
     <w:p>
@@ -8892,35 +9181,35 @@
           <w:sz w:val="28"/>
           <w:szCs w:val="28"/>
         </w:rPr>
+        <w:t>Chapter 26 (72)</w:t>
+      </w:r>
+    </w:p>
+    <w:p>
+      <w:pPr>
+        <w:shd w:val="clear" w:color="auto" w:fill="FFFFFF"/>
+        <w:spacing w:before="120"/>
+        <w:jc w:val="both"/>
+      </w:pPr>
+      <w:r>
+        <w:rPr>
+          <w:rFonts w:ascii="Gentium" w:hAnsi="Gentium" w:cs="Gentium"/>
+          <w:color w:val="000000"/>
+        </w:rPr>
+        <w:t>And you; especially John, and Andrew and Peter, even now you know all [the things] that I have spoken to you while I am with you, as also that which [is] in this Testament, in order that when you deliver [them] to the nations the will of my Father may always be accomplished, abiding firm in carefulness, so that there may be good fruits in them that hear.</w:t>
+      </w:r>
+    </w:p>
+    <w:p>
+      <w:pPr>
+        <w:shd w:val="clear" w:color="auto" w:fill="FFFFFF"/>
+        <w:spacing w:before="120"/>
+        <w:jc w:val="both"/>
+      </w:pPr>
+      <w:r>
+        <w:rPr>
+          <w:rFonts w:ascii="Gentium" w:hAnsi="Gentium" w:cs="Gentium"/>
+          <w:color w:val="000000"/>
+        </w:rPr>
         <w:lastRenderedPageBreak/>
-        <w:t>Chapter 26 (72)</w:t>
-      </w:r>
-    </w:p>
-    <w:p>
-      <w:pPr>
-        <w:shd w:val="clear" w:color="auto" w:fill="FFFFFF"/>
-        <w:spacing w:before="120"/>
-        <w:jc w:val="both"/>
-      </w:pPr>
-      <w:r>
-        <w:rPr>
-          <w:rFonts w:ascii="Gentium" w:hAnsi="Gentium" w:cs="Gentium"/>
-          <w:color w:val="000000"/>
-        </w:rPr>
-        <w:t>And you; especially John, and Andrew and Peter, even now you know all [the things] that I have spoken to you while I am with you, as also that which [is] in this Testament, in order that when you deliver [them] to the nations the will of my Father may always be accomplished, abiding firm in carefulness, so that there may be good fruits in them that hear.</w:t>
-      </w:r>
-    </w:p>
-    <w:p>
-      <w:pPr>
-        <w:shd w:val="clear" w:color="auto" w:fill="FFFFFF"/>
-        <w:spacing w:before="120"/>
-        <w:jc w:val="both"/>
-      </w:pPr>
-      <w:r>
-        <w:rPr>
-          <w:rFonts w:ascii="Gentium" w:hAnsi="Gentium" w:cs="Gentium"/>
-          <w:color w:val="000000"/>
-        </w:rPr>
         <w:t xml:space="preserve">You know that I have spoken with you that a good tree cannot bring forth evil fruit. All [things], then, that I have commanded you openly and secretly, do. And the God of tranquillity be with you. </w:t>
       </w:r>
     </w:p>

--- a/Rnnn-Ebc/R305-1Do.docx
+++ b/Rnnn-Ebc/R305-1Do.docx
@@ -67,7 +67,21 @@
           <w:rFonts w:ascii="Gentium" w:hAnsi="Gentium" w:cs="Gentium"/>
           <w:color w:val="auto"/>
         </w:rPr>
-        <w:t xml:space="preserve"> included in the Broad Canon of the Ethiopic Orthodox Tewahedo Church but it is extremely similar – and scholars now generally agree that is most probably the source of that book (or, at least, that the two books have a common source). Some additions have been made to the original translation, following </w:t>
+        <w:t xml:space="preserve"> included in the Broad Canon of the Ethiopic Orthodox Tewahedo Church but it is extremely similar – and scholars now generally agree that </w:t>
+      </w:r>
+      <w:r>
+        <w:rPr>
+          <w:rFonts w:ascii="Gentium" w:hAnsi="Gentium" w:cs="Gentium"/>
+          <w:color w:val="auto"/>
+        </w:rPr>
+        <w:t xml:space="preserve">it </w:t>
+      </w:r>
+      <w:r>
+        <w:rPr>
+          <w:rFonts w:ascii="Gentium" w:hAnsi="Gentium" w:cs="Gentium"/>
+          <w:color w:val="auto"/>
+        </w:rPr>
+        <w:t xml:space="preserve">is most probably the source of that book (or, at least, that the two books have a common source). Some additions have been made to the original translation, following </w:t>
       </w:r>
       <w:hyperlink r:id="rId5" w:tooltip="Link to Mikhail's Kindle" w:history="1">
         <w:r>
@@ -5657,23 +5671,7 @@
           <w:rFonts w:ascii="Gentium" w:hAnsi="Gentium" w:cs="Gentium"/>
           <w:color w:val="000000"/>
         </w:rPr>
-        <w:t xml:space="preserve">The times in which she should give praise </w:t>
-      </w:r>
-      <w:proofErr w:type="gramStart"/>
-      <w:r>
-        <w:rPr>
-          <w:rFonts w:ascii="Gentium" w:hAnsi="Gentium" w:cs="Gentium"/>
-          <w:color w:val="000000"/>
-        </w:rPr>
-        <w:t>are:</w:t>
-      </w:r>
-      <w:proofErr w:type="gramEnd"/>
-      <w:r>
-        <w:rPr>
-          <w:rFonts w:ascii="Gentium" w:hAnsi="Gentium" w:cs="Gentium"/>
-          <w:color w:val="000000"/>
-        </w:rPr>
-        <w:t xml:space="preserve"> Saturday, the first day of the week, either </w:t>
+        <w:t xml:space="preserve">The times in which she should give praise are: Saturday, the first day of the week, either </w:t>
       </w:r>
       <w:r>
         <w:rPr>
@@ -6375,14 +6373,12 @@
         </w:rPr>
         <w:t xml:space="preserve">an </w:t>
       </w:r>
-      <w:proofErr w:type="spellStart"/>
-      <w:r>
-        <w:rPr>
-          <w:rFonts w:ascii="Gentium" w:hAnsi="Gentium" w:cs="Gentium"/>
-        </w:rPr>
-        <w:t>adultress</w:t>
-      </w:r>
-      <w:proofErr w:type="spellEnd"/>
+      <w:r>
+        <w:rPr>
+          <w:rFonts w:ascii="Gentium" w:hAnsi="Gentium" w:cs="Gentium"/>
+        </w:rPr>
+        <w:t>adulteress</w:t>
+      </w:r>
       <w:r>
         <w:rPr>
           <w:rFonts w:ascii="Gentium" w:hAnsi="Gentium" w:cs="Gentium"/>
